--- a/exports/quarto/docx/05_ManagementStack.docx
+++ b/exports/quarto/docx/05_ManagementStack.docx
@@ -23,7 +23,7 @@
         <w:pStyle w:val="Date"/>
       </w:pPr>
       <w:r>
-        <w:t xml:space="preserve">March 31, 2026</w:t>
+        <w:t xml:space="preserve">April 2, 2026</w:t>
       </w:r>
     </w:p>
     <w:sdt>
@@ -613,7 +613,29 @@
         <w:pStyle w:val="FirstParagraph"/>
       </w:pPr>
       <w:r>
-        <w:t xml:space="preserve">The Management Plane operationalizes the Seven Core Concepts:</w:t>
+        <w:t xml:space="preserve">The Management Plane operationalizes the Eight Core Concepts:</w:t>
+      </w:r>
+    </w:p>
+    <w:p>
+      <w:pPr>
+        <w:pStyle w:val="Compact"/>
+        <w:numPr>
+          <w:ilvl w:val="0"/>
+          <w:numId w:val="1003"/>
+        </w:numPr>
+      </w:pPr>
+      <w:r>
+        <w:rPr>
+          <w:b/>
+          <w:bCs/>
+        </w:rPr>
+        <w:t xml:space="preserve">Single Source of Truth (SSOT)</w:t>
+      </w:r>
+      <w:r>
+        <w:t xml:space="preserve"> </w:t>
+      </w:r>
+      <w:r>
+        <w:t xml:space="preserve">— UIAO operates on the principle that every claim has one authoritative origin. All other representations are pointers, not copies. This ensures provenance, prevents drift, and enables federated truth resolution across boundaries.</w:t>
       </w:r>
     </w:p>
     <w:p>
